--- a/fuentes/CF1_22620484_DI.docx
+++ b/fuentes/CF1_22620484_DI.docx
@@ -4754,14 +4754,16 @@
       <w:pPr>
         <w:spacing w:line="360" w:lineRule="auto"/>
         <w:rPr>
-          <w:b/>
-          <w:sz w:val="20"/>
-          <w:szCs w:val="20"/>
-        </w:rPr>
-      </w:pPr>
-      <w:r>
-        <w:rPr>
-          <w:b/>
+          <w:b w:val="1"/>
+          <w:bCs w:val="1"/>
+          <w:sz w:val="20"/>
+          <w:szCs w:val="20"/>
+        </w:rPr>
+      </w:pPr>
+      <w:r>
+        <w:rPr>
+          <w:b w:val="1"/>
+          <w:bCs w:val="1"/>
           <w:sz w:val="20"/>
           <w:szCs w:val="20"/>
         </w:rPr>
@@ -4769,11 +4771,21 @@
       </w:r>
       <w:r>
         <w:rPr>
-          <w:i/>
+          <w:i w:val="1"/>
+          <w:iCs w:val="1"/>
           <w:sz w:val="20"/>
           <w:szCs w:val="20"/>
         </w:rPr>
         <w:t>Impacto organizacional</w:t>
+      </w:r>
+      <w:r>
+        <w:rPr>
+          <w:i w:val="1"/>
+          <w:iCs w:val="1"/>
+          <w:sz w:val="20"/>
+          <w:szCs w:val="20"/>
+        </w:rPr>
+        <w:t xml:space="preserve"> del SG-SST</w:t>
       </w:r>
     </w:p>
     <w:tbl>
@@ -8176,7 +8188,7 @@
     </w:p>
     <w:p>
       <w:pPr>
-        <w:spacing w:before="100" w:beforeAutospacing="1" w:after="100" w:afterAutospacing="1" w:line="360" w:lineRule="auto"/>
+        <w:spacing w:before="100" w:beforeAutospacing="on" w:after="100" w:afterAutospacing="on" w:line="360" w:lineRule="auto"/>
         <w:rPr>
           <w:rFonts w:eastAsia="Times New Roman"/>
           <w:sz w:val="20"/>
@@ -8187,8 +8199,8 @@
       <w:r>
         <w:rPr>
           <w:rFonts w:eastAsia="Times New Roman"/>
-          <w:b/>
-          <w:bCs/>
+          <w:b w:val="1"/>
+          <w:bCs w:val="1"/>
           <w:sz w:val="20"/>
           <w:szCs w:val="20"/>
           <w:lang w:eastAsia="es-CO"/>
@@ -8198,13 +8210,24 @@
       <w:r>
         <w:rPr>
           <w:rFonts w:eastAsia="Times New Roman"/>
-          <w:bCs/>
-          <w:i/>
+          <w:i w:val="1"/>
+          <w:iCs w:val="1"/>
           <w:sz w:val="20"/>
           <w:szCs w:val="20"/>
           <w:lang w:eastAsia="es-CO"/>
         </w:rPr>
         <w:t>Ejemplo de clasificación</w:t>
+      </w:r>
+      <w:r>
+        <w:rPr>
+          <w:rFonts w:eastAsia="Times New Roman"/>
+          <w:i w:val="1"/>
+          <w:iCs w:val="1"/>
+          <w:sz w:val="20"/>
+          <w:szCs w:val="20"/>
+          <w:lang w:eastAsia="es-CO"/>
+        </w:rPr>
+        <w:t xml:space="preserve"> de niveles de riesgo</w:t>
       </w:r>
     </w:p>
     <w:tbl>
@@ -9073,7 +9096,7 @@
     </w:p>
     <w:p>
       <w:pPr>
-        <w:spacing w:before="100" w:beforeAutospacing="1" w:after="100" w:afterAutospacing="1" w:line="360" w:lineRule="auto"/>
+        <w:spacing w:before="100" w:beforeAutospacing="on" w:after="100" w:afterAutospacing="on" w:line="360" w:lineRule="auto"/>
         <w:rPr>
           <w:rFonts w:eastAsia="Times New Roman"/>
           <w:sz w:val="20"/>
@@ -9115,7 +9138,7 @@
           <w:szCs w:val="20"/>
           <w:lang w:eastAsia="es-CO"/>
         </w:rPr>
-        <w:t>podcast,</w:t>
+        <w:t>p</w:t>
       </w:r>
       <w:r>
         <w:rPr>
@@ -9124,6 +9147,24 @@
           <w:szCs w:val="20"/>
           <w:lang w:eastAsia="es-CO"/>
         </w:rPr>
+        <w:t>ó</w:t>
+      </w:r>
+      <w:r>
+        <w:rPr>
+          <w:rFonts w:eastAsia="Times New Roman"/>
+          <w:sz w:val="20"/>
+          <w:szCs w:val="20"/>
+          <w:lang w:eastAsia="es-CO"/>
+        </w:rPr>
+        <w:t>dcast,</w:t>
+      </w:r>
+      <w:r>
+        <w:rPr>
+          <w:rFonts w:eastAsia="Times New Roman"/>
+          <w:sz w:val="20"/>
+          <w:szCs w:val="20"/>
+          <w:lang w:eastAsia="es-CO"/>
+        </w:rPr>
         <w:t xml:space="preserve"> que será de </w:t>
       </w:r>
       <w:commentRangeStart w:id="22"/>
@@ -9139,7 +9180,7 @@
       <w:commentRangeEnd w:id="22"/>
       <w:r>
         <w:rPr>
-          <w:rStyle w:val="Refdecomentario"/>
+          <w:rStyle w:val="CommentReference"/>
         </w:rPr>
         <w:commentReference w:id="22"/>
       </w:r>
@@ -9463,11 +9504,11 @@
     </w:p>
     <w:p>
       <w:pPr>
-        <w:spacing w:before="100" w:beforeAutospacing="1" w:after="100" w:afterAutospacing="1" w:line="360" w:lineRule="auto"/>
+        <w:spacing w:before="100" w:beforeAutospacing="on" w:after="100" w:afterAutospacing="on" w:line="360" w:lineRule="auto"/>
         <w:rPr>
           <w:rFonts w:eastAsia="Times New Roman"/>
-          <w:bCs/>
-          <w:i/>
+          <w:i w:val="1"/>
+          <w:iCs w:val="1"/>
           <w:sz w:val="20"/>
           <w:szCs w:val="20"/>
           <w:lang w:eastAsia="es-CO"/>
@@ -9476,8 +9517,8 @@
       <w:r>
         <w:rPr>
           <w:rFonts w:eastAsia="Times New Roman"/>
-          <w:b/>
-          <w:bCs/>
+          <w:b w:val="1"/>
+          <w:bCs w:val="1"/>
           <w:sz w:val="20"/>
           <w:szCs w:val="20"/>
           <w:lang w:eastAsia="es-CO"/>
@@ -9487,13 +9528,24 @@
       <w:r>
         <w:rPr>
           <w:rFonts w:eastAsia="Times New Roman"/>
-          <w:bCs/>
-          <w:i/>
+          <w:i w:val="1"/>
+          <w:iCs w:val="1"/>
           <w:sz w:val="20"/>
           <w:szCs w:val="20"/>
           <w:lang w:eastAsia="es-CO"/>
         </w:rPr>
         <w:t>Ejemplo de indicadores</w:t>
+      </w:r>
+      <w:r>
+        <w:rPr>
+          <w:rFonts w:eastAsia="Times New Roman"/>
+          <w:i w:val="1"/>
+          <w:iCs w:val="1"/>
+          <w:sz w:val="20"/>
+          <w:szCs w:val="20"/>
+          <w:lang w:eastAsia="es-CO"/>
+        </w:rPr>
+        <w:t xml:space="preserve"> del SG-SST</w:t>
       </w:r>
     </w:p>
     <w:tbl>
@@ -10997,6 +11049,7 @@
         <w:tc>
           <w:tcPr>
             <w:tcW w:w="0" w:type="auto"/>
+            <w:tcMar/>
             <w:hideMark/>
           </w:tcPr>
           <w:p>
@@ -11025,6 +11078,7 @@
         <w:tc>
           <w:tcPr>
             <w:tcW w:w="0" w:type="auto"/>
+            <w:tcMar/>
             <w:hideMark/>
           </w:tcPr>
           <w:p>
@@ -11055,6 +11109,7 @@
         <w:tc>
           <w:tcPr>
             <w:tcW w:w="0" w:type="auto"/>
+            <w:tcMar/>
             <w:hideMark/>
           </w:tcPr>
           <w:p>
@@ -11083,6 +11138,7 @@
         <w:tc>
           <w:tcPr>
             <w:tcW w:w="0" w:type="auto"/>
+            <w:tcMar/>
             <w:hideMark/>
           </w:tcPr>
           <w:p>
@@ -11111,6 +11167,7 @@
         <w:tc>
           <w:tcPr>
             <w:tcW w:w="0" w:type="auto"/>
+            <w:tcMar/>
             <w:hideMark/>
           </w:tcPr>
           <w:p>
@@ -11139,6 +11196,7 @@
         <w:tc>
           <w:tcPr>
             <w:tcW w:w="0" w:type="auto"/>
+            <w:tcMar/>
             <w:hideMark/>
           </w:tcPr>
           <w:p>
@@ -11167,6 +11225,7 @@
         <w:tc>
           <w:tcPr>
             <w:tcW w:w="0" w:type="auto"/>
+            <w:tcMar/>
             <w:hideMark/>
           </w:tcPr>
           <w:p>
@@ -11195,6 +11254,7 @@
         <w:tc>
           <w:tcPr>
             <w:tcW w:w="0" w:type="auto"/>
+            <w:tcMar/>
             <w:hideMark/>
           </w:tcPr>
           <w:p>
@@ -11223,6 +11283,7 @@
         <w:tc>
           <w:tcPr>
             <w:tcW w:w="0" w:type="auto"/>
+            <w:tcMar/>
             <w:hideMark/>
           </w:tcPr>
           <w:p>
@@ -11251,6 +11312,7 @@
         <w:tc>
           <w:tcPr>
             <w:tcW w:w="0" w:type="auto"/>
+            <w:tcMar/>
             <w:hideMark/>
           </w:tcPr>
           <w:p>
@@ -11279,6 +11341,7 @@
         <w:tc>
           <w:tcPr>
             <w:tcW w:w="0" w:type="auto"/>
+            <w:tcMar/>
             <w:hideMark/>
           </w:tcPr>
           <w:p>
@@ -11307,6 +11370,7 @@
         <w:tc>
           <w:tcPr>
             <w:tcW w:w="0" w:type="auto"/>
+            <w:tcMar/>
             <w:hideMark/>
           </w:tcPr>
           <w:p>
@@ -11332,6 +11396,39 @@
         </w:tc>
       </w:tr>
     </w:tbl>
+    <w:p>
+      <w:pPr>
+        <w:rPr>
+          <w:b w:val="1"/>
+          <w:bCs w:val="1"/>
+          <w:sz w:val="20"/>
+          <w:szCs w:val="20"/>
+          <w:lang w:eastAsia="es-CO"/>
+        </w:rPr>
+      </w:pPr>
+    </w:p>
+    <w:p>
+      <w:pPr>
+        <w:rPr>
+          <w:b w:val="1"/>
+          <w:bCs w:val="1"/>
+          <w:sz w:val="20"/>
+          <w:szCs w:val="20"/>
+          <w:lang w:eastAsia="es-CO"/>
+        </w:rPr>
+      </w:pPr>
+    </w:p>
+    <w:p>
+      <w:pPr>
+        <w:rPr>
+          <w:b w:val="1"/>
+          <w:bCs w:val="1"/>
+          <w:sz w:val="20"/>
+          <w:szCs w:val="20"/>
+          <w:lang w:eastAsia="es-CO"/>
+        </w:rPr>
+      </w:pPr>
+    </w:p>
     <w:p>
       <w:pPr>
         <w:rPr>
@@ -13490,7 +13587,8 @@
       <w:r>
         <w:rPr>
           <w:rFonts w:eastAsia="Times New Roman"/>
-          <w:b/>
+          <w:b w:val="1"/>
+          <w:bCs w:val="1"/>
           <w:color w:val="auto"/>
           <w:sz w:val="20"/>
           <w:szCs w:val="20"/>
@@ -13501,7 +13599,8 @@
       <w:r>
         <w:rPr>
           <w:rFonts w:eastAsia="Times New Roman"/>
-          <w:b/>
+          <w:b w:val="1"/>
+          <w:bCs w:val="1"/>
           <w:color w:val="auto"/>
           <w:sz w:val="20"/>
           <w:szCs w:val="20"/>
@@ -13512,7 +13611,8 @@
       <w:r>
         <w:rPr>
           <w:rFonts w:eastAsia="Times New Roman"/>
-          <w:b/>
+          <w:b w:val="1"/>
+          <w:bCs w:val="1"/>
           <w:color w:val="auto"/>
           <w:sz w:val="20"/>
           <w:szCs w:val="20"/>
@@ -13533,13 +13633,26 @@
       <w:r>
         <w:rPr>
           <w:rFonts w:eastAsia="Times New Roman"/>
-          <w:i/>
+          <w:i w:val="1"/>
+          <w:iCs w:val="1"/>
           <w:color w:val="auto"/>
           <w:sz w:val="20"/>
           <w:szCs w:val="20"/>
           <w:lang w:eastAsia="es-CO"/>
         </w:rPr>
         <w:t>Componentes del plan de trabajo anual</w:t>
+      </w:r>
+      <w:r>
+        <w:rPr>
+          <w:rFonts w:eastAsia="Times New Roman"/>
+          <w:i w:val="1"/>
+          <w:iCs w:val="1"/>
+          <w:color w:val="auto"/>
+          <w:sz w:val="20"/>
+          <w:szCs w:val="20"/>
+          <w:lang w:eastAsia="es-CO"/>
+        </w:rPr>
+        <w:t xml:space="preserve"> del SG-SST</w:t>
       </w:r>
     </w:p>
     <w:tbl>
